--- a/LIVRABLES PHASE IDEATION.docx
+++ b/LIVRABLES PHASE IDEATION.docx
@@ -1,6 +1,6 @@
 
 <file path=word/document.xml><?xml version="1.0" encoding="utf-8"?>
-<w:document xmlns:wpc="http://schemas.microsoft.com/office/word/2010/wordprocessingCanvas" xmlns:cx="http://schemas.microsoft.com/office/drawing/2014/chartex" xmlns:cx1="http://schemas.microsoft.com/office/drawing/2015/9/8/chartex" xmlns:mc="http://schemas.openxmlformats.org/markup-compatibility/2006" xmlns:o="urn:schemas-microsoft-com:office:office" xmlns:r="http://schemas.openxmlformats.org/officeDocument/2006/relationships" xmlns:m="http://schemas.openxmlformats.org/officeDocument/2006/math" xmlns:v="urn:schemas-microsoft-com:vml" xmlns:wp14="http://schemas.microsoft.com/office/word/2010/wordprocessingDrawing" xmlns:wp="http://schemas.openxmlformats.org/drawingml/2006/wordprocessingDrawing" xmlns:w10="urn:schemas-microsoft-com:office:word" xmlns:w="http://schemas.openxmlformats.org/wordprocessingml/2006/main" xmlns:w14="http://schemas.microsoft.com/office/word/2010/wordml" xmlns:w15="http://schemas.microsoft.com/office/word/2012/wordml" xmlns:w16se="http://schemas.microsoft.com/office/word/2015/wordml/symex" xmlns:wpg="http://schemas.microsoft.com/office/word/2010/wordprocessingGroup" xmlns:wpi="http://schemas.microsoft.com/office/word/2010/wordprocessingInk" xmlns:wne="http://schemas.microsoft.com/office/word/2006/wordml" xmlns:wps="http://schemas.microsoft.com/office/word/2010/wordprocessingShape" mc:Ignorable="w14 w15 w16se wp14">
+<w:document xmlns:wpc="http://schemas.microsoft.com/office/word/2010/wordprocessingCanvas" xmlns:mc="http://schemas.openxmlformats.org/markup-compatibility/2006" xmlns:o="urn:schemas-microsoft-com:office:office" xmlns:r="http://schemas.openxmlformats.org/officeDocument/2006/relationships" xmlns:m="http://schemas.openxmlformats.org/officeDocument/2006/math" xmlns:v="urn:schemas-microsoft-com:vml" xmlns:wp14="http://schemas.microsoft.com/office/word/2010/wordprocessingDrawing" xmlns:wp="http://schemas.openxmlformats.org/drawingml/2006/wordprocessingDrawing" xmlns:w10="urn:schemas-microsoft-com:office:word" xmlns:w="http://schemas.openxmlformats.org/wordprocessingml/2006/main" xmlns:w14="http://schemas.microsoft.com/office/word/2010/wordml" xmlns:w15="http://schemas.microsoft.com/office/word/2012/wordml" xmlns:wpg="http://schemas.microsoft.com/office/word/2010/wordprocessingGroup" xmlns:wpi="http://schemas.microsoft.com/office/word/2010/wordprocessingInk" xmlns:wne="http://schemas.microsoft.com/office/word/2006/wordml" xmlns:wps="http://schemas.microsoft.com/office/word/2010/wordprocessingShape" mc:Ignorable="w14 w15 wp14">
   <w:body>
     <w:p>
       <w:pPr>
@@ -93,7 +93,6 @@
               <w:bottom w:w="80" w:type="dxa"/>
               <w:right w:w="120" w:type="dxa"/>
             </w:tcMar>
-            <w:vAlign w:val="center"/>
           </w:tcPr>
           <w:p>
             <w:pPr>
@@ -127,7 +126,6 @@
               <w:bottom w:w="80" w:type="dxa"/>
               <w:right w:w="120" w:type="dxa"/>
             </w:tcMar>
-            <w:vAlign w:val="center"/>
           </w:tcPr>
           <w:p>
             <w:pPr>
@@ -161,7 +159,6 @@
               <w:bottom w:w="80" w:type="dxa"/>
               <w:right w:w="120" w:type="dxa"/>
             </w:tcMar>
-            <w:vAlign w:val="center"/>
           </w:tcPr>
           <w:p>
             <w:pPr>
@@ -197,7 +194,6 @@
               <w:bottom w:w="80" w:type="dxa"/>
               <w:right w:w="120" w:type="dxa"/>
             </w:tcMar>
-            <w:vAlign w:val="center"/>
           </w:tcPr>
           <w:p>
             <w:pPr>
@@ -228,7 +224,6 @@
               <w:bottom w:w="80" w:type="dxa"/>
               <w:right w:w="120" w:type="dxa"/>
             </w:tcMar>
-            <w:vAlign w:val="center"/>
           </w:tcPr>
           <w:p>
             <w:pPr>
@@ -259,7 +254,6 @@
               <w:bottom w:w="80" w:type="dxa"/>
               <w:right w:w="120" w:type="dxa"/>
             </w:tcMar>
-            <w:vAlign w:val="center"/>
           </w:tcPr>
           <w:p>
             <w:pPr>
@@ -288,7 +282,6 @@
               <w:bottom w:w="80" w:type="dxa"/>
               <w:right w:w="120" w:type="dxa"/>
             </w:tcMar>
-            <w:vAlign w:val="center"/>
           </w:tcPr>
           <w:p>
             <w:pPr>
@@ -319,69 +312,18 @@
               <w:bottom w:w="80" w:type="dxa"/>
               <w:right w:w="120" w:type="dxa"/>
             </w:tcMar>
-            <w:vAlign w:val="center"/>
-          </w:tcPr>
-          <w:p>
-            <w:pPr>
-              <w:spacing w:after="100"/>
-              <w:rPr>
-                <w:lang w:val="en-US"/>
-              </w:rPr>
-            </w:pPr>
-            <w:r>
-              <w:rPr>
-                <w:sz w:val="20"/>
-                <w:szCs w:val="20"/>
-                <w:lang w:val="en-US"/>
-              </w:rPr>
-              <w:t xml:space="preserve">Amar DIENE &amp; </w:t>
-            </w:r>
-            <w:proofErr w:type="spellStart"/>
-            <w:r>
-              <w:rPr>
-                <w:sz w:val="20"/>
-                <w:szCs w:val="20"/>
-                <w:lang w:val="en-US"/>
-              </w:rPr>
-              <w:t>Modou</w:t>
-            </w:r>
-            <w:proofErr w:type="spellEnd"/>
-            <w:r>
-              <w:rPr>
-                <w:sz w:val="20"/>
-                <w:szCs w:val="20"/>
-                <w:lang w:val="en-US"/>
-              </w:rPr>
-              <w:t xml:space="preserve"> </w:t>
-            </w:r>
-            <w:proofErr w:type="spellStart"/>
-            <w:r>
-              <w:rPr>
-                <w:sz w:val="20"/>
-                <w:szCs w:val="20"/>
-                <w:lang w:val="en-US"/>
-              </w:rPr>
-              <w:t>Dieye</w:t>
-            </w:r>
-            <w:proofErr w:type="spellEnd"/>
-            <w:r>
-              <w:rPr>
-                <w:sz w:val="20"/>
-                <w:szCs w:val="20"/>
-                <w:lang w:val="en-US"/>
-              </w:rPr>
-              <w:t xml:space="preserve"> </w:t>
-            </w:r>
-            <w:proofErr w:type="spellStart"/>
-            <w:r>
-              <w:rPr>
-                <w:sz w:val="20"/>
-                <w:szCs w:val="20"/>
-                <w:lang w:val="en-US"/>
-              </w:rPr>
-              <w:t>Thiam</w:t>
-            </w:r>
-            <w:proofErr w:type="spellEnd"/>
+          </w:tcPr>
+          <w:p>
+            <w:pPr>
+              <w:spacing w:after="100"/>
+            </w:pPr>
+            <w:r>
+              <w:rPr>
+                <w:sz w:val="20"/>
+                <w:szCs w:val="20"/>
+              </w:rPr>
+              <w:t>Amar DIENE &amp; Modou Dieye Thiam</w:t>
+            </w:r>
           </w:p>
         </w:tc>
         <w:tc>
@@ -400,14 +342,10 @@
               <w:bottom w:w="80" w:type="dxa"/>
               <w:right w:w="120" w:type="dxa"/>
             </w:tcMar>
-            <w:vAlign w:val="center"/>
-          </w:tcPr>
-          <w:p>
-            <w:pPr>
-              <w:spacing w:after="100"/>
-              <w:rPr>
-                <w:lang w:val="en-US"/>
-              </w:rPr>
+          </w:tcPr>
+          <w:p>
+            <w:pPr>
+              <w:spacing w:after="100"/>
             </w:pPr>
           </w:p>
         </w:tc>
@@ -425,7 +363,6 @@
           <w:color w:val="1F4E79"/>
           <w:sz w:val="27"/>
           <w:szCs w:val="27"/>
-          <w:lang w:val="en-US"/>
         </w:rPr>
       </w:pPr>
     </w:p>
@@ -441,7 +378,6 @@
           <w:color w:val="1F4E79"/>
           <w:sz w:val="27"/>
           <w:szCs w:val="27"/>
-          <w:lang w:val="en-US"/>
         </w:rPr>
       </w:pPr>
     </w:p>
@@ -457,7 +393,6 @@
           <w:color w:val="1F4E79"/>
           <w:sz w:val="27"/>
           <w:szCs w:val="27"/>
-          <w:lang w:val="en-US"/>
         </w:rPr>
       </w:pPr>
     </w:p>
@@ -476,29 +411,7 @@
           <w:sz w:val="27"/>
           <w:szCs w:val="27"/>
         </w:rPr>
-        <w:t xml:space="preserve">Étape 2.3 — </w:t>
-      </w:r>
-      <w:proofErr w:type="spellStart"/>
-      <w:r>
-        <w:rPr>
-          <w:b/>
-          <w:bCs/>
-          <w:color w:val="1F4E79"/>
-          <w:sz w:val="27"/>
-          <w:szCs w:val="27"/>
-        </w:rPr>
-        <w:t>Problem</w:t>
-      </w:r>
-      <w:proofErr w:type="spellEnd"/>
-      <w:r>
-        <w:rPr>
-          <w:b/>
-          <w:bCs/>
-          <w:color w:val="1F4E79"/>
-          <w:sz w:val="27"/>
-          <w:szCs w:val="27"/>
-        </w:rPr>
-        <w:t xml:space="preserve"> Statements (format HMW) ET REPONSE</w:t>
+        <w:t>Étape 2.3 — Problem Statements (format HMW) ET REPONSE</w:t>
       </w:r>
     </w:p>
     <w:p>
@@ -815,7 +728,6 @@
                 <w:szCs w:val="20"/>
               </w:rPr>
             </w:pPr>
-            <w:bookmarkStart w:id="0" w:name="_GoBack" w:colFirst="1" w:colLast="1"/>
             <w:r>
               <w:rPr>
                 <w:b/>
@@ -847,21 +759,286 @@
           </w:tcPr>
           <w:p>
             <w:pPr>
-              <w:spacing w:after="100"/>
-              <w:rPr>
-                <w:color w:val="FF0000"/>
-              </w:rPr>
-            </w:pPr>
-            <w:r>
-              <w:rPr>
-                <w:color w:val="FF0000"/>
-              </w:rPr>
-              <w:t>Mettre en place une Progressive Web App (PWA) : C'est la solution reine pour ce problème. Une PWA permet d'installer le site web de l'UFR SATIC sur le téléphone de l'étudiant comme une application native, directement depuis le navigateur.</w:t>
-            </w:r>
+              <w:spacing w:before="100" w:beforeAutospacing="1" w:after="100" w:afterAutospacing="1"/>
+              <w:rPr>
+                <w:rFonts w:ascii="Times New Roman" w:eastAsia="Times New Roman" w:hAnsi="Times New Roman" w:cs="Times New Roman"/>
+                <w:color w:val="70AD47" w:themeColor="accent6"/>
+                <w:sz w:val="24"/>
+                <w:szCs w:val="24"/>
+              </w:rPr>
+            </w:pPr>
+            <w:r>
+              <w:rPr>
+                <w:rFonts w:ascii="Times New Roman" w:eastAsia="Times New Roman" w:hAnsi="Times New Roman" w:cs="Times New Roman"/>
+                <w:b/>
+                <w:bCs/>
+                <w:color w:val="70AD47" w:themeColor="accent6"/>
+                <w:sz w:val="24"/>
+                <w:szCs w:val="24"/>
+              </w:rPr>
+              <w:t>Mettre en place une Progressive Web App (PWA) dédiée aux étudiants de l'UFR SATIC.</w:t>
+            </w:r>
+          </w:p>
+          <w:p>
+            <w:pPr>
+              <w:spacing w:before="100" w:beforeAutospacing="1" w:after="100" w:afterAutospacing="1"/>
+              <w:rPr>
+                <w:rFonts w:ascii="Times New Roman" w:eastAsia="Times New Roman" w:hAnsi="Times New Roman" w:cs="Times New Roman"/>
+                <w:color w:val="70AD47" w:themeColor="accent6"/>
+                <w:sz w:val="24"/>
+                <w:szCs w:val="24"/>
+              </w:rPr>
+            </w:pPr>
+            <w:r>
+              <w:rPr>
+                <w:rFonts w:ascii="Times New Roman" w:eastAsia="Times New Roman" w:hAnsi="Times New Roman" w:cs="Times New Roman"/>
+                <w:color w:val="70AD47" w:themeColor="accent6"/>
+                <w:sz w:val="24"/>
+                <w:szCs w:val="24"/>
+              </w:rPr>
+              <w:t>Une PWA permet aux étudiants d'accéder rapidement à leurs emplois du temps, notes, résultats et annonces académiques depuis leur smartphone, sans avoir à installer une application lourde depuis un magasin d'applications.</w:t>
+            </w:r>
+          </w:p>
+          <w:p>
+            <w:pPr>
+              <w:spacing w:before="100" w:beforeAutospacing="1" w:after="100" w:afterAutospacing="1"/>
+              <w:rPr>
+                <w:rFonts w:ascii="Times New Roman" w:eastAsia="Times New Roman" w:hAnsi="Times New Roman" w:cs="Times New Roman"/>
+                <w:color w:val="70AD47" w:themeColor="accent6"/>
+                <w:sz w:val="24"/>
+                <w:szCs w:val="24"/>
+              </w:rPr>
+            </w:pPr>
+            <w:r>
+              <w:rPr>
+                <w:rFonts w:ascii="Times New Roman" w:eastAsia="Times New Roman" w:hAnsi="Times New Roman" w:cs="Times New Roman"/>
+                <w:b/>
+                <w:bCs/>
+                <w:color w:val="70AD47" w:themeColor="accent6"/>
+                <w:sz w:val="24"/>
+                <w:szCs w:val="24"/>
+              </w:rPr>
+              <w:t>Pourquoi cette solution ?</w:t>
+            </w:r>
+          </w:p>
+          <w:p>
+            <w:pPr>
+              <w:numPr>
+                <w:ilvl w:val="0"/>
+                <w:numId w:val="1"/>
+              </w:numPr>
+              <w:spacing w:before="100" w:beforeAutospacing="1" w:after="100" w:afterAutospacing="1"/>
+              <w:rPr>
+                <w:rFonts w:ascii="Times New Roman" w:eastAsia="Times New Roman" w:hAnsi="Times New Roman" w:cs="Times New Roman"/>
+                <w:color w:val="70AD47" w:themeColor="accent6"/>
+                <w:sz w:val="24"/>
+                <w:szCs w:val="24"/>
+              </w:rPr>
+            </w:pPr>
+            <w:r>
+              <w:rPr>
+                <w:rFonts w:ascii="Times New Roman" w:eastAsia="Times New Roman" w:hAnsi="Times New Roman" w:cs="Times New Roman"/>
+                <w:b/>
+                <w:bCs/>
+                <w:color w:val="70AD47" w:themeColor="accent6"/>
+                <w:sz w:val="24"/>
+                <w:szCs w:val="24"/>
+              </w:rPr>
+              <w:lastRenderedPageBreak/>
+              <w:t>Accès en temps réel</w:t>
+            </w:r>
+            <w:r>
+              <w:rPr>
+                <w:rFonts w:ascii="Times New Roman" w:eastAsia="Times New Roman" w:hAnsi="Times New Roman" w:cs="Times New Roman"/>
+                <w:color w:val="70AD47" w:themeColor="accent6"/>
+                <w:sz w:val="24"/>
+                <w:szCs w:val="24"/>
+              </w:rPr>
+              <w:t xml:space="preserve"> aux informations académiques mises à jour par l'administration. </w:t>
+            </w:r>
+          </w:p>
+          <w:p>
+            <w:pPr>
+              <w:numPr>
+                <w:ilvl w:val="0"/>
+                <w:numId w:val="1"/>
+              </w:numPr>
+              <w:spacing w:before="100" w:beforeAutospacing="1" w:after="100" w:afterAutospacing="1"/>
+              <w:rPr>
+                <w:rFonts w:ascii="Times New Roman" w:eastAsia="Times New Roman" w:hAnsi="Times New Roman" w:cs="Times New Roman"/>
+                <w:color w:val="70AD47" w:themeColor="accent6"/>
+                <w:sz w:val="24"/>
+                <w:szCs w:val="24"/>
+              </w:rPr>
+            </w:pPr>
+            <w:r>
+              <w:rPr>
+                <w:rFonts w:ascii="Times New Roman" w:eastAsia="Times New Roman" w:hAnsi="Times New Roman" w:cs="Times New Roman"/>
+                <w:b/>
+                <w:bCs/>
+                <w:color w:val="70AD47" w:themeColor="accent6"/>
+                <w:sz w:val="24"/>
+                <w:szCs w:val="24"/>
+              </w:rPr>
+              <w:t>Fonctionnement avec une connexion limitée</w:t>
+            </w:r>
+            <w:r>
+              <w:rPr>
+                <w:rFonts w:ascii="Times New Roman" w:eastAsia="Times New Roman" w:hAnsi="Times New Roman" w:cs="Times New Roman"/>
+                <w:color w:val="70AD47" w:themeColor="accent6"/>
+                <w:sz w:val="24"/>
+                <w:szCs w:val="24"/>
+              </w:rPr>
+              <w:t xml:space="preserve"> grâce à la mise en cache des données récemment consultées. </w:t>
+            </w:r>
+          </w:p>
+          <w:p>
+            <w:pPr>
+              <w:numPr>
+                <w:ilvl w:val="0"/>
+                <w:numId w:val="1"/>
+              </w:numPr>
+              <w:spacing w:before="100" w:beforeAutospacing="1" w:after="100" w:afterAutospacing="1"/>
+              <w:rPr>
+                <w:rFonts w:ascii="Times New Roman" w:eastAsia="Times New Roman" w:hAnsi="Times New Roman" w:cs="Times New Roman"/>
+                <w:color w:val="70AD47" w:themeColor="accent6"/>
+                <w:sz w:val="24"/>
+                <w:szCs w:val="24"/>
+              </w:rPr>
+            </w:pPr>
+            <w:r>
+              <w:rPr>
+                <w:rFonts w:ascii="Times New Roman" w:eastAsia="Times New Roman" w:hAnsi="Times New Roman" w:cs="Times New Roman"/>
+                <w:b/>
+                <w:bCs/>
+                <w:color w:val="70AD47" w:themeColor="accent6"/>
+                <w:sz w:val="24"/>
+                <w:szCs w:val="24"/>
+              </w:rPr>
+              <w:t>Installation simple</w:t>
+            </w:r>
+            <w:r>
+              <w:rPr>
+                <w:rFonts w:ascii="Times New Roman" w:eastAsia="Times New Roman" w:hAnsi="Times New Roman" w:cs="Times New Roman"/>
+                <w:color w:val="70AD47" w:themeColor="accent6"/>
+                <w:sz w:val="24"/>
+                <w:szCs w:val="24"/>
+              </w:rPr>
+              <w:t xml:space="preserve"> directement depuis le navigateur web. </w:t>
+            </w:r>
+          </w:p>
+          <w:p>
+            <w:pPr>
+              <w:numPr>
+                <w:ilvl w:val="0"/>
+                <w:numId w:val="1"/>
+              </w:numPr>
+              <w:spacing w:before="100" w:beforeAutospacing="1" w:after="100" w:afterAutospacing="1"/>
+              <w:rPr>
+                <w:rFonts w:ascii="Times New Roman" w:eastAsia="Times New Roman" w:hAnsi="Times New Roman" w:cs="Times New Roman"/>
+                <w:color w:val="70AD47" w:themeColor="accent6"/>
+                <w:sz w:val="24"/>
+                <w:szCs w:val="24"/>
+              </w:rPr>
+            </w:pPr>
+            <w:r>
+              <w:rPr>
+                <w:rFonts w:ascii="Times New Roman" w:eastAsia="Times New Roman" w:hAnsi="Times New Roman" w:cs="Times New Roman"/>
+                <w:b/>
+                <w:bCs/>
+                <w:color w:val="70AD47" w:themeColor="accent6"/>
+                <w:sz w:val="24"/>
+                <w:szCs w:val="24"/>
+              </w:rPr>
+              <w:t>Notifications push</w:t>
+            </w:r>
+            <w:r>
+              <w:rPr>
+                <w:rFonts w:ascii="Times New Roman" w:eastAsia="Times New Roman" w:hAnsi="Times New Roman" w:cs="Times New Roman"/>
+                <w:color w:val="70AD47" w:themeColor="accent6"/>
+                <w:sz w:val="24"/>
+                <w:szCs w:val="24"/>
+              </w:rPr>
+              <w:t xml:space="preserve"> pour informer immédiatement les étudiants des changements d'emploi du temps, de la publication des notes ou des annonces importantes. </w:t>
+            </w:r>
+          </w:p>
+          <w:p>
+            <w:pPr>
+              <w:numPr>
+                <w:ilvl w:val="0"/>
+                <w:numId w:val="1"/>
+              </w:numPr>
+              <w:spacing w:before="100" w:beforeAutospacing="1" w:after="100" w:afterAutospacing="1"/>
+              <w:rPr>
+                <w:rFonts w:ascii="Times New Roman" w:eastAsia="Times New Roman" w:hAnsi="Times New Roman" w:cs="Times New Roman"/>
+                <w:color w:val="70AD47" w:themeColor="accent6"/>
+                <w:sz w:val="24"/>
+                <w:szCs w:val="24"/>
+              </w:rPr>
+            </w:pPr>
+            <w:r>
+              <w:rPr>
+                <w:rFonts w:ascii="Times New Roman" w:eastAsia="Times New Roman" w:hAnsi="Times New Roman" w:cs="Times New Roman"/>
+                <w:b/>
+                <w:bCs/>
+                <w:color w:val="70AD47" w:themeColor="accent6"/>
+                <w:sz w:val="24"/>
+                <w:szCs w:val="24"/>
+              </w:rPr>
+              <w:t>Consommation réduite de données mobiles</w:t>
+            </w:r>
+            <w:r>
+              <w:rPr>
+                <w:rFonts w:ascii="Times New Roman" w:eastAsia="Times New Roman" w:hAnsi="Times New Roman" w:cs="Times New Roman"/>
+                <w:color w:val="70AD47" w:themeColor="accent6"/>
+                <w:sz w:val="24"/>
+                <w:szCs w:val="24"/>
+              </w:rPr>
+              <w:t xml:space="preserve">, adaptée aux contraintes de connectivité des étudiants. </w:t>
+            </w:r>
+          </w:p>
+          <w:p>
+            <w:pPr>
+              <w:numPr>
+                <w:ilvl w:val="0"/>
+                <w:numId w:val="1"/>
+              </w:numPr>
+              <w:spacing w:before="100" w:beforeAutospacing="1" w:after="100" w:afterAutospacing="1"/>
+              <w:rPr>
+                <w:rFonts w:ascii="Times New Roman" w:eastAsia="Times New Roman" w:hAnsi="Times New Roman" w:cs="Times New Roman"/>
+                <w:color w:val="70AD47" w:themeColor="accent6"/>
+                <w:sz w:val="24"/>
+                <w:szCs w:val="24"/>
+              </w:rPr>
+            </w:pPr>
+            <w:r>
+              <w:rPr>
+                <w:rFonts w:ascii="Times New Roman" w:eastAsia="Times New Roman" w:hAnsi="Times New Roman" w:cs="Times New Roman"/>
+                <w:b/>
+                <w:bCs/>
+                <w:color w:val="70AD47" w:themeColor="accent6"/>
+                <w:sz w:val="24"/>
+                <w:szCs w:val="24"/>
+              </w:rPr>
+              <w:t>Disponibilité multiplateforme</w:t>
+            </w:r>
+            <w:r>
+              <w:rPr>
+                <w:rFonts w:ascii="Times New Roman" w:eastAsia="Times New Roman" w:hAnsi="Times New Roman" w:cs="Times New Roman"/>
+                <w:color w:val="70AD47" w:themeColor="accent6"/>
+                <w:sz w:val="24"/>
+                <w:szCs w:val="24"/>
+              </w:rPr>
+              <w:t xml:space="preserve"> (Android, iPhone, ordinateur) sans développer plusieurs applications distinctes.</w:t>
+            </w:r>
+          </w:p>
+          <w:p>
+            <w:pPr>
+              <w:spacing w:after="100"/>
+            </w:pPr>
           </w:p>
         </w:tc>
       </w:tr>
-      <w:bookmarkEnd w:id="0"/>
     </w:tbl>
     <w:p>
       <w:pPr>
@@ -995,7 +1172,6 @@
                 <w:sz w:val="20"/>
                 <w:szCs w:val="20"/>
               </w:rPr>
-              <w:lastRenderedPageBreak/>
               <w:t>Besoin</w:t>
             </w:r>
           </w:p>
@@ -1218,44 +1394,18 @@
               <w:rPr>
                 <w:color w:val="70AD47" w:themeColor="accent6"/>
               </w:rPr>
-              <w:t>Créer une</w:t>
-            </w:r>
-            <w:r>
-              <w:rPr>
-                <w:color w:val="70AD47" w:themeColor="accent6"/>
-              </w:rPr>
-              <w:t xml:space="preserve"> page simple par filière avec</w:t>
-            </w:r>
-            <w:r>
-              <w:rPr>
-                <w:color w:val="70AD47" w:themeColor="accent6"/>
-              </w:rPr>
-              <w:t xml:space="preserve"> les matières, </w:t>
-            </w:r>
-          </w:p>
-          <w:p>
-            <w:pPr>
-              <w:spacing w:after="100"/>
-            </w:pPr>
-            <w:proofErr w:type="gramStart"/>
-            <w:r>
-              <w:rPr>
-                <w:color w:val="70AD47" w:themeColor="accent6"/>
-              </w:rPr>
-              <w:t>la</w:t>
-            </w:r>
-            <w:proofErr w:type="gramEnd"/>
-            <w:r>
-              <w:rPr>
-                <w:color w:val="70AD47" w:themeColor="accent6"/>
-              </w:rPr>
-              <w:t xml:space="preserve"> durée et les débouchés, sans PDF compliqués.</w:t>
-            </w:r>
-            <w:r>
-              <w:rPr>
-                <w:color w:val="70AD47" w:themeColor="accent6"/>
-              </w:rPr>
-              <w:t xml:space="preserve"> (fiches diplômes)</w:t>
+              <w:t xml:space="preserve">Créer  une page simple par filière aves les matières, </w:t>
+            </w:r>
+          </w:p>
+          <w:p>
+            <w:pPr>
+              <w:spacing w:after="100"/>
+            </w:pPr>
+            <w:r>
+              <w:rPr>
+                <w:color w:val="70AD47" w:themeColor="accent6"/>
+              </w:rPr>
+              <w:t>la durée et les débouchés, sans PDF compliqués.</w:t>
             </w:r>
           </w:p>
         </w:tc>
@@ -1612,19 +1762,7 @@
               <w:rPr>
                 <w:color w:val="70AD47" w:themeColor="accent6"/>
               </w:rPr>
-              <w:t xml:space="preserve">Créer un espace enseignant sécurisé pour publier </w:t>
-            </w:r>
-            <w:r>
-              <w:rPr>
-                <w:color w:val="70AD47" w:themeColor="accent6"/>
-              </w:rPr>
-              <w:t xml:space="preserve">les </w:t>
-            </w:r>
-            <w:r>
-              <w:rPr>
-                <w:color w:val="70AD47" w:themeColor="accent6"/>
-              </w:rPr>
-              <w:t>annonces, supports de cours et ch</w:t>
+              <w:t>Créer un espace enseignant sécurisé pour publier annonces, supports de cours et ch</w:t>
             </w:r>
             <w:r>
               <w:rPr>
@@ -1636,7 +1774,14 @@
               <w:rPr>
                 <w:color w:val="70AD47" w:themeColor="accent6"/>
               </w:rPr>
-              <w:t xml:space="preserve"> permettre à l'enseignant de publier une annonce sur le site web en envoyant simplement un e-mail à une adresse dédiée (ex: l3gl@satic.uadb.edu.sn) ou via un message à un bot WhatsApp enseignant. Le site web extrait le texte et la pièce jointe pour les publier automatiquement au bon endroit.                                                                                                                         L'enseignant se connecte, dispose d'un unique champ texte ("Que voulez-vous annoncer ?"), sélectionne sa classe dans un menu déroulant (ex: L2 D2A) et clique sur "Publier". Pas de formulaires administratifs complexes.</w:t>
+              <w:t xml:space="preserve"> permettre à l'enseignant de publier une annonce sur le site web en envoyant simplement un e-mail à une adresse dédiée (ex: l3gl@satic.uadb.edu.sn) ou via un message à un bot WhatsApp </w:t>
+            </w:r>
+            <w:r>
+              <w:rPr>
+                <w:color w:val="70AD47" w:themeColor="accent6"/>
+              </w:rPr>
+              <w:lastRenderedPageBreak/>
+              <w:t>enseignant. Le site web extrait le texte et la pièce jointe pour les publier automatiquement au bon endroit.                                                                                                                         L'enseignant se connecte, dispose d'un unique champ texte ("Que voulez-vous annoncer ?"), sélectionne sa classe dans un menu déroulant (ex: L2 D2A) et clique sur "Publier". Pas de formulaires administratifs complexes.</w:t>
             </w:r>
           </w:p>
         </w:tc>
@@ -1964,7 +2109,6 @@
                 <w:sz w:val="20"/>
                 <w:szCs w:val="20"/>
               </w:rPr>
-              <w:lastRenderedPageBreak/>
               <w:t>REPONSE</w:t>
             </w:r>
           </w:p>
@@ -2036,19 +2180,7 @@
               <w:rPr>
                 <w:color w:val="70AD47" w:themeColor="accent6"/>
               </w:rPr>
-              <w:t xml:space="preserve">Explication claire des procédures à suivre.et Le Formulaire Intelligent Pré-rempli : Puisque l'étudiant est connecté à son espace personnel, le site connaît déjà son nom, son numéro de carte d'étudiant, son département (TIC, Mathématiques, etc.) et son niveau (L1, L2, L3). Pour demander une attestation de </w:t>
-            </w:r>
-            <w:r>
-              <w:rPr>
-                <w:color w:val="70AD47" w:themeColor="accent6"/>
-              </w:rPr>
-              <w:t>passage (conditionnel ou définitif)</w:t>
-            </w:r>
-            <w:r>
-              <w:rPr>
-                <w:color w:val="70AD47" w:themeColor="accent6"/>
-              </w:rPr>
-              <w:t xml:space="preserve"> ou un relevé de notes, il lui suffit de cliquer sur un bouton unique : [Demander mon attestation]</w:t>
+              <w:t>Explication claire des procédures à suivre.et Le Formulaire Intelligent Pré-rempli : Puisque l'étudiant est connecté à son espace personnel, le site connaît déjà son nom, son numéro de carte d'étudiant, son département (TIC, Mathématiques, etc.) et son niveau (L1, L2, L3). Pour demander une attestation de fréquentation ou un relevé de notes, il lui suffit de cliquer sur un bouton unique : [Demander mon attestation]</w:t>
             </w:r>
           </w:p>
         </w:tc>
@@ -2076,7 +2208,7 @@
     </w:p>
     <w:tbl>
       <w:tblPr>
-        <w:tblW w:w="9300" w:type="dxa"/>
+        <w:tblW w:w="8954" w:type="dxa"/>
         <w:tblBorders>
           <w:top w:val="single" w:sz="4" w:space="0" w:color="auto"/>
           <w:left w:val="single" w:sz="4" w:space="0" w:color="auto"/>
@@ -2092,13 +2224,16 @@
         <w:tblLook w:val="04A0" w:firstRow="1" w:lastRow="0" w:firstColumn="1" w:lastColumn="0" w:noHBand="0" w:noVBand="1"/>
       </w:tblPr>
       <w:tblGrid>
-        <w:gridCol w:w="2400"/>
-        <w:gridCol w:w="6900"/>
+        <w:gridCol w:w="2310"/>
+        <w:gridCol w:w="6644"/>
       </w:tblGrid>
       <w:tr>
-        <w:tc>
-          <w:tcPr>
-            <w:tcW w:w="2400" w:type="dxa"/>
+        <w:trPr>
+          <w:trHeight w:val="350"/>
+        </w:trPr>
+        <w:tc>
+          <w:tcPr>
+            <w:tcW w:w="2310" w:type="dxa"/>
             <w:tcBorders>
               <w:top w:val="single" w:sz="4" w:space="0" w:color="2E75B6"/>
               <w:left w:val="single" w:sz="4" w:space="0" w:color="2E75B6"/>
@@ -2131,7 +2266,7 @@
         </w:tc>
         <w:tc>
           <w:tcPr>
-            <w:tcW w:w="6900" w:type="dxa"/>
+            <w:tcW w:w="6644" w:type="dxa"/>
             <w:tcBorders>
               <w:top w:val="single" w:sz="4" w:space="0" w:color="2E75B6"/>
               <w:left w:val="single" w:sz="4" w:space="0" w:color="2E75B6"/>
@@ -2157,9 +2292,12 @@
         </w:tc>
       </w:tr>
       <w:tr>
-        <w:tc>
-          <w:tcPr>
-            <w:tcW w:w="2400" w:type="dxa"/>
+        <w:trPr>
+          <w:trHeight w:val="598"/>
+        </w:trPr>
+        <w:tc>
+          <w:tcPr>
+            <w:tcW w:w="2310" w:type="dxa"/>
             <w:tcBorders>
               <w:top w:val="single" w:sz="4" w:space="0" w:color="2E75B6"/>
               <w:left w:val="single" w:sz="4" w:space="0" w:color="2E75B6"/>
@@ -2192,7 +2330,7 @@
         </w:tc>
         <w:tc>
           <w:tcPr>
-            <w:tcW w:w="6900" w:type="dxa"/>
+            <w:tcW w:w="6644" w:type="dxa"/>
             <w:tcBorders>
               <w:top w:val="single" w:sz="4" w:space="0" w:color="2E75B6"/>
               <w:left w:val="single" w:sz="4" w:space="0" w:color="2E75B6"/>
@@ -2218,9 +2356,12 @@
         </w:tc>
       </w:tr>
       <w:tr>
-        <w:tc>
-          <w:tcPr>
-            <w:tcW w:w="2400" w:type="dxa"/>
+        <w:trPr>
+          <w:trHeight w:val="583"/>
+        </w:trPr>
+        <w:tc>
+          <w:tcPr>
+            <w:tcW w:w="2310" w:type="dxa"/>
             <w:tcBorders>
               <w:top w:val="single" w:sz="4" w:space="0" w:color="2E75B6"/>
               <w:left w:val="single" w:sz="4" w:space="0" w:color="2E75B6"/>
@@ -2253,7 +2394,7 @@
         </w:tc>
         <w:tc>
           <w:tcPr>
-            <w:tcW w:w="6900" w:type="dxa"/>
+            <w:tcW w:w="6644" w:type="dxa"/>
             <w:tcBorders>
               <w:top w:val="single" w:sz="4" w:space="0" w:color="2E75B6"/>
               <w:left w:val="single" w:sz="4" w:space="0" w:color="2E75B6"/>
@@ -2279,9 +2420,12 @@
         </w:tc>
       </w:tr>
       <w:tr>
-        <w:tc>
-          <w:tcPr>
-            <w:tcW w:w="2400" w:type="dxa"/>
+        <w:trPr>
+          <w:trHeight w:val="598"/>
+        </w:trPr>
+        <w:tc>
+          <w:tcPr>
+            <w:tcW w:w="2310" w:type="dxa"/>
             <w:tcBorders>
               <w:top w:val="single" w:sz="4" w:space="0" w:color="2E75B6"/>
               <w:left w:val="single" w:sz="4" w:space="0" w:color="2E75B6"/>
@@ -2314,7 +2458,7 @@
         </w:tc>
         <w:tc>
           <w:tcPr>
-            <w:tcW w:w="6900" w:type="dxa"/>
+            <w:tcW w:w="6644" w:type="dxa"/>
             <w:tcBorders>
               <w:top w:val="single" w:sz="4" w:space="0" w:color="2E75B6"/>
               <w:left w:val="single" w:sz="4" w:space="0" w:color="2E75B6"/>
@@ -2340,9 +2484,12 @@
         </w:tc>
       </w:tr>
       <w:tr>
-        <w:tc>
-          <w:tcPr>
-            <w:tcW w:w="2400" w:type="dxa"/>
+        <w:trPr>
+          <w:trHeight w:val="1371"/>
+        </w:trPr>
+        <w:tc>
+          <w:tcPr>
+            <w:tcW w:w="2310" w:type="dxa"/>
             <w:tcBorders>
               <w:top w:val="single" w:sz="4" w:space="0" w:color="2E75B6"/>
               <w:left w:val="single" w:sz="4" w:space="0" w:color="2E75B6"/>
@@ -2382,7 +2529,7 @@
         </w:tc>
         <w:tc>
           <w:tcPr>
-            <w:tcW w:w="6900" w:type="dxa"/>
+            <w:tcW w:w="6644" w:type="dxa"/>
             <w:tcBorders>
               <w:top w:val="single" w:sz="4" w:space="0" w:color="2E75B6"/>
               <w:left w:val="single" w:sz="4" w:space="0" w:color="2E75B6"/>
@@ -2399,44 +2546,74 @@
           </w:tcPr>
           <w:p>
             <w:pPr>
-              <w:spacing w:after="100"/>
-              <w:rPr>
-                <w:color w:val="FF0000"/>
-              </w:rPr>
-            </w:pPr>
-            <w:r>
-              <w:rPr>
-                <w:color w:val="FF0000"/>
-              </w:rPr>
-              <w:t>Mise à jour et maintenance du site</w:t>
-            </w:r>
-          </w:p>
-          <w:p>
-            <w:pPr>
-              <w:spacing w:after="100"/>
-              <w:rPr>
-                <w:color w:val="FF0000"/>
-              </w:rPr>
-            </w:pPr>
-            <w:r>
-              <w:rPr>
-                <w:color w:val="FF0000"/>
-              </w:rPr>
-              <w:t>Interface d’administration simple à utiliser.</w:t>
-            </w:r>
-          </w:p>
-          <w:p>
-            <w:pPr>
-              <w:spacing w:after="100"/>
-              <w:rPr>
-                <w:color w:val="FF0000"/>
-              </w:rPr>
-            </w:pPr>
-            <w:r>
-              <w:rPr>
-                <w:color w:val="FF0000"/>
-              </w:rPr>
-              <w:t>Gestion facile des contenus sans modifier le code.</w:t>
+              <w:spacing w:before="100" w:beforeAutospacing="1" w:after="100" w:afterAutospacing="1"/>
+              <w:rPr>
+                <w:rFonts w:ascii="Times New Roman" w:eastAsia="Times New Roman" w:hAnsi="Times New Roman" w:cs="Times New Roman"/>
+                <w:color w:val="70AD47" w:themeColor="accent6"/>
+                <w:sz w:val="24"/>
+                <w:szCs w:val="24"/>
+              </w:rPr>
+            </w:pPr>
+            <w:r>
+              <w:rPr>
+                <w:rFonts w:ascii="Times New Roman" w:eastAsia="Times New Roman" w:hAnsi="Times New Roman" w:cs="Times New Roman"/>
+                <w:b/>
+                <w:bCs/>
+                <w:color w:val="70AD47" w:themeColor="accent6"/>
+                <w:sz w:val="24"/>
+                <w:szCs w:val="24"/>
+              </w:rPr>
+              <w:t>Nous mettrons un espace d'administration personnalisé</w:t>
+            </w:r>
+            <w:r>
+              <w:rPr>
+                <w:rFonts w:ascii="Times New Roman" w:eastAsia="Times New Roman" w:hAnsi="Times New Roman" w:cs="Times New Roman"/>
+                <w:color w:val="70AD47" w:themeColor="accent6"/>
+                <w:sz w:val="24"/>
+                <w:szCs w:val="24"/>
+              </w:rPr>
+              <w:t xml:space="preserve"> permettant au personnel de l'UFR de gérer facilement les contenus sans avoir à modifier le code du site.</w:t>
+            </w:r>
+          </w:p>
+          <w:p>
+            <w:pPr>
+              <w:spacing w:before="100" w:beforeAutospacing="1" w:after="100" w:afterAutospacing="1"/>
+              <w:rPr>
+                <w:rFonts w:ascii="Times New Roman" w:eastAsia="Times New Roman" w:hAnsi="Times New Roman" w:cs="Times New Roman"/>
+                <w:color w:val="70AD47" w:themeColor="accent6"/>
+                <w:sz w:val="24"/>
+                <w:szCs w:val="24"/>
+              </w:rPr>
+            </w:pPr>
+            <w:r>
+              <w:rPr>
+                <w:rFonts w:ascii="Times New Roman" w:eastAsia="Times New Roman" w:hAnsi="Times New Roman" w:cs="Times New Roman"/>
+                <w:color w:val="70AD47" w:themeColor="accent6"/>
+                <w:sz w:val="24"/>
+                <w:szCs w:val="24"/>
+              </w:rPr>
+              <w:lastRenderedPageBreak/>
+              <w:t>Grâce à cette interface d'administration, les responsables pourront publier et mettre à jour les actualités, les emplois du temps, les notes, les documents administratifs et les annonces importantes à travers des formulaires simples et intuitifs.</w:t>
+            </w:r>
+          </w:p>
+          <w:p>
+            <w:pPr>
+              <w:spacing w:before="100" w:beforeAutospacing="1" w:after="100" w:afterAutospacing="1"/>
+              <w:rPr>
+                <w:rFonts w:ascii="Times New Roman" w:eastAsia="Times New Roman" w:hAnsi="Times New Roman" w:cs="Times New Roman"/>
+                <w:color w:val="70AD47" w:themeColor="accent6"/>
+                <w:sz w:val="24"/>
+                <w:szCs w:val="24"/>
+              </w:rPr>
+            </w:pPr>
+            <w:r>
+              <w:rPr>
+                <w:rFonts w:ascii="Times New Roman" w:eastAsia="Times New Roman" w:hAnsi="Times New Roman" w:cs="Times New Roman"/>
+                <w:color w:val="70AD47" w:themeColor="accent6"/>
+                <w:sz w:val="24"/>
+                <w:szCs w:val="24"/>
+              </w:rPr>
+              <w:t>Afin d'assurer l'autonomie de l'établissement, une formation sera dispensée aux agents chargés de la gestion du site. Ils apprendront à utiliser l'interface d'administration, à publier de nouveaux contenus et à effectuer les mises à jour courantes en toute simplicité.</w:t>
             </w:r>
           </w:p>
           <w:p>
@@ -2446,18 +2623,8 @@
               </w:tabs>
               <w:spacing w:after="100"/>
             </w:pPr>
-            <w:r>
-              <w:rPr>
-                <w:color w:val="70AD47" w:themeColor="accent6"/>
-              </w:rPr>
-              <w:t>Formation du personnel interne à l’utilisation du site.</w:t>
-            </w:r>
-            <w:r>
-              <w:rPr>
-                <w:color w:val="70AD47" w:themeColor="accent6"/>
-              </w:rPr>
-              <w:tab/>
-            </w:r>
+            <w:bookmarkStart w:id="0" w:name="_GoBack"/>
+            <w:bookmarkEnd w:id="0"/>
           </w:p>
         </w:tc>
       </w:tr>
@@ -2473,8 +2640,165 @@
 </w:document>
 </file>
 
+<file path=word/numbering.xml><?xml version="1.0" encoding="utf-8"?>
+<w:numbering xmlns:wpc="http://schemas.microsoft.com/office/word/2010/wordprocessingCanvas" xmlns:mc="http://schemas.openxmlformats.org/markup-compatibility/2006" xmlns:o="urn:schemas-microsoft-com:office:office" xmlns:r="http://schemas.openxmlformats.org/officeDocument/2006/relationships" xmlns:m="http://schemas.openxmlformats.org/officeDocument/2006/math" xmlns:v="urn:schemas-microsoft-com:vml" xmlns:wp14="http://schemas.microsoft.com/office/word/2010/wordprocessingDrawing" xmlns:wp="http://schemas.openxmlformats.org/drawingml/2006/wordprocessingDrawing" xmlns:w10="urn:schemas-microsoft-com:office:word" xmlns:w="http://schemas.openxmlformats.org/wordprocessingml/2006/main" xmlns:w14="http://schemas.microsoft.com/office/word/2010/wordml" xmlns:w15="http://schemas.microsoft.com/office/word/2012/wordml" xmlns:wpg="http://schemas.microsoft.com/office/word/2010/wordprocessingGroup" xmlns:wpi="http://schemas.microsoft.com/office/word/2010/wordprocessingInk" xmlns:wne="http://schemas.microsoft.com/office/word/2006/wordml" xmlns:wps="http://schemas.microsoft.com/office/word/2010/wordprocessingShape" mc:Ignorable="w14 w15 wp14">
+  <w:abstractNum w:abstractNumId="0" w15:restartNumberingAfterBreak="0">
+    <w:nsid w:val="6D8E3537"/>
+    <w:multiLevelType w:val="multilevel"/>
+    <w:tmpl w:val="6F9401E6"/>
+    <w:lvl w:ilvl="0">
+      <w:start w:val="1"/>
+      <w:numFmt w:val="bullet"/>
+      <w:lvlText w:val=""/>
+      <w:lvlJc w:val="left"/>
+      <w:pPr>
+        <w:tabs>
+          <w:tab w:val="num" w:pos="720"/>
+        </w:tabs>
+        <w:ind w:left="720" w:hanging="360"/>
+      </w:pPr>
+      <w:rPr>
+        <w:rFonts w:ascii="Symbol" w:hAnsi="Symbol" w:hint="default"/>
+        <w:sz w:val="20"/>
+      </w:rPr>
+    </w:lvl>
+    <w:lvl w:ilvl="1" w:tentative="1">
+      <w:start w:val="1"/>
+      <w:numFmt w:val="bullet"/>
+      <w:lvlText w:val="o"/>
+      <w:lvlJc w:val="left"/>
+      <w:pPr>
+        <w:tabs>
+          <w:tab w:val="num" w:pos="1440"/>
+        </w:tabs>
+        <w:ind w:left="1440" w:hanging="360"/>
+      </w:pPr>
+      <w:rPr>
+        <w:rFonts w:ascii="Courier New" w:hAnsi="Courier New" w:hint="default"/>
+        <w:sz w:val="20"/>
+      </w:rPr>
+    </w:lvl>
+    <w:lvl w:ilvl="2" w:tentative="1">
+      <w:start w:val="1"/>
+      <w:numFmt w:val="bullet"/>
+      <w:lvlText w:val=""/>
+      <w:lvlJc w:val="left"/>
+      <w:pPr>
+        <w:tabs>
+          <w:tab w:val="num" w:pos="2160"/>
+        </w:tabs>
+        <w:ind w:left="2160" w:hanging="360"/>
+      </w:pPr>
+      <w:rPr>
+        <w:rFonts w:ascii="Wingdings" w:hAnsi="Wingdings" w:hint="default"/>
+        <w:sz w:val="20"/>
+      </w:rPr>
+    </w:lvl>
+    <w:lvl w:ilvl="3" w:tentative="1">
+      <w:start w:val="1"/>
+      <w:numFmt w:val="bullet"/>
+      <w:lvlText w:val=""/>
+      <w:lvlJc w:val="left"/>
+      <w:pPr>
+        <w:tabs>
+          <w:tab w:val="num" w:pos="2880"/>
+        </w:tabs>
+        <w:ind w:left="2880" w:hanging="360"/>
+      </w:pPr>
+      <w:rPr>
+        <w:rFonts w:ascii="Wingdings" w:hAnsi="Wingdings" w:hint="default"/>
+        <w:sz w:val="20"/>
+      </w:rPr>
+    </w:lvl>
+    <w:lvl w:ilvl="4" w:tentative="1">
+      <w:start w:val="1"/>
+      <w:numFmt w:val="bullet"/>
+      <w:lvlText w:val=""/>
+      <w:lvlJc w:val="left"/>
+      <w:pPr>
+        <w:tabs>
+          <w:tab w:val="num" w:pos="3600"/>
+        </w:tabs>
+        <w:ind w:left="3600" w:hanging="360"/>
+      </w:pPr>
+      <w:rPr>
+        <w:rFonts w:ascii="Wingdings" w:hAnsi="Wingdings" w:hint="default"/>
+        <w:sz w:val="20"/>
+      </w:rPr>
+    </w:lvl>
+    <w:lvl w:ilvl="5" w:tentative="1">
+      <w:start w:val="1"/>
+      <w:numFmt w:val="bullet"/>
+      <w:lvlText w:val=""/>
+      <w:lvlJc w:val="left"/>
+      <w:pPr>
+        <w:tabs>
+          <w:tab w:val="num" w:pos="4320"/>
+        </w:tabs>
+        <w:ind w:left="4320" w:hanging="360"/>
+      </w:pPr>
+      <w:rPr>
+        <w:rFonts w:ascii="Wingdings" w:hAnsi="Wingdings" w:hint="default"/>
+        <w:sz w:val="20"/>
+      </w:rPr>
+    </w:lvl>
+    <w:lvl w:ilvl="6" w:tentative="1">
+      <w:start w:val="1"/>
+      <w:numFmt w:val="bullet"/>
+      <w:lvlText w:val=""/>
+      <w:lvlJc w:val="left"/>
+      <w:pPr>
+        <w:tabs>
+          <w:tab w:val="num" w:pos="5040"/>
+        </w:tabs>
+        <w:ind w:left="5040" w:hanging="360"/>
+      </w:pPr>
+      <w:rPr>
+        <w:rFonts w:ascii="Wingdings" w:hAnsi="Wingdings" w:hint="default"/>
+        <w:sz w:val="20"/>
+      </w:rPr>
+    </w:lvl>
+    <w:lvl w:ilvl="7" w:tentative="1">
+      <w:start w:val="1"/>
+      <w:numFmt w:val="bullet"/>
+      <w:lvlText w:val=""/>
+      <w:lvlJc w:val="left"/>
+      <w:pPr>
+        <w:tabs>
+          <w:tab w:val="num" w:pos="5760"/>
+        </w:tabs>
+        <w:ind w:left="5760" w:hanging="360"/>
+      </w:pPr>
+      <w:rPr>
+        <w:rFonts w:ascii="Wingdings" w:hAnsi="Wingdings" w:hint="default"/>
+        <w:sz w:val="20"/>
+      </w:rPr>
+    </w:lvl>
+    <w:lvl w:ilvl="8" w:tentative="1">
+      <w:start w:val="1"/>
+      <w:numFmt w:val="bullet"/>
+      <w:lvlText w:val=""/>
+      <w:lvlJc w:val="left"/>
+      <w:pPr>
+        <w:tabs>
+          <w:tab w:val="num" w:pos="6480"/>
+        </w:tabs>
+        <w:ind w:left="6480" w:hanging="360"/>
+      </w:pPr>
+      <w:rPr>
+        <w:rFonts w:ascii="Wingdings" w:hAnsi="Wingdings" w:hint="default"/>
+        <w:sz w:val="20"/>
+      </w:rPr>
+    </w:lvl>
+  </w:abstractNum>
+  <w:num w:numId="1">
+    <w:abstractNumId w:val="0"/>
+  </w:num>
+</w:numbering>
+</file>
+
 <file path=word/styles.xml><?xml version="1.0" encoding="utf-8"?>
-<w:styles xmlns:mc="http://schemas.openxmlformats.org/markup-compatibility/2006" xmlns:r="http://schemas.openxmlformats.org/officeDocument/2006/relationships" xmlns:w="http://schemas.openxmlformats.org/wordprocessingml/2006/main" xmlns:w14="http://schemas.microsoft.com/office/word/2010/wordml" xmlns:w15="http://schemas.microsoft.com/office/word/2012/wordml" xmlns:w16se="http://schemas.microsoft.com/office/word/2015/wordml/symex" mc:Ignorable="w14 w15 w16se">
+<w:styles xmlns:mc="http://schemas.openxmlformats.org/markup-compatibility/2006" xmlns:r="http://schemas.openxmlformats.org/officeDocument/2006/relationships" xmlns:w="http://schemas.openxmlformats.org/wordprocessingml/2006/main" xmlns:w14="http://schemas.microsoft.com/office/word/2010/wordml" xmlns:w15="http://schemas.microsoft.com/office/word/2012/wordml" mc:Ignorable="w14 w15">
   <w:docDefaults>
     <w:rPrDefault>
       <w:rPr>
@@ -2875,6 +3199,25 @@
       <w:lang w:eastAsia="fr-FR"/>
     </w:rPr>
   </w:style>
+  <w:style w:type="paragraph" w:styleId="Titre3">
+    <w:name w:val="heading 3"/>
+    <w:basedOn w:val="Normal"/>
+    <w:link w:val="Titre3Car"/>
+    <w:uiPriority w:val="9"/>
+    <w:qFormat/>
+    <w:rsid w:val="00D26F9D"/>
+    <w:pPr>
+      <w:spacing w:before="100" w:beforeAutospacing="1" w:after="100" w:afterAutospacing="1"/>
+      <w:outlineLvl w:val="2"/>
+    </w:pPr>
+    <w:rPr>
+      <w:rFonts w:ascii="Times New Roman" w:eastAsia="Times New Roman" w:hAnsi="Times New Roman" w:cs="Times New Roman"/>
+      <w:b/>
+      <w:bCs/>
+      <w:sz w:val="27"/>
+      <w:szCs w:val="27"/>
+    </w:rPr>
+  </w:style>
   <w:style w:type="character" w:default="1" w:styleId="Policepardfaut">
     <w:name w:val="Default Paragraph Font"/>
     <w:uiPriority w:val="1"/>
@@ -2901,6 +3244,48 @@
     <w:uiPriority w:val="99"/>
     <w:semiHidden/>
     <w:unhideWhenUsed/>
+  </w:style>
+  <w:style w:type="character" w:customStyle="1" w:styleId="Titre3Car">
+    <w:name w:val="Titre 3 Car"/>
+    <w:basedOn w:val="Policepardfaut"/>
+    <w:link w:val="Titre3"/>
+    <w:uiPriority w:val="9"/>
+    <w:rsid w:val="00D26F9D"/>
+    <w:rPr>
+      <w:rFonts w:ascii="Times New Roman" w:eastAsia="Times New Roman" w:hAnsi="Times New Roman" w:cs="Times New Roman"/>
+      <w:b/>
+      <w:bCs/>
+      <w:sz w:val="27"/>
+      <w:szCs w:val="27"/>
+      <w:lang w:eastAsia="fr-FR"/>
+    </w:rPr>
+  </w:style>
+  <w:style w:type="paragraph" w:styleId="NormalWeb">
+    <w:name w:val="Normal (Web)"/>
+    <w:basedOn w:val="Normal"/>
+    <w:uiPriority w:val="99"/>
+    <w:semiHidden/>
+    <w:unhideWhenUsed/>
+    <w:rsid w:val="00D26F9D"/>
+    <w:pPr>
+      <w:spacing w:before="100" w:beforeAutospacing="1" w:after="100" w:afterAutospacing="1"/>
+    </w:pPr>
+    <w:rPr>
+      <w:rFonts w:ascii="Times New Roman" w:eastAsia="Times New Roman" w:hAnsi="Times New Roman" w:cs="Times New Roman"/>
+      <w:sz w:val="24"/>
+      <w:szCs w:val="24"/>
+    </w:rPr>
+  </w:style>
+  <w:style w:type="character" w:styleId="lev">
+    <w:name w:val="Strong"/>
+    <w:basedOn w:val="Policepardfaut"/>
+    <w:uiPriority w:val="22"/>
+    <w:qFormat/>
+    <w:rsid w:val="00D26F9D"/>
+    <w:rPr>
+      <w:b/>
+      <w:bCs/>
+    </w:rPr>
   </w:style>
 </w:styles>
 </file>
